--- a/OPERACIONES/MANUALES DE OPERACION/02-MANUALES-ICAs/ICA-04-TECLADO/Guia_BandLoop_Teclado_V9_0.docx
+++ b/OPERACIONES/MANUALES DE OPERACION/02-MANUALES-ICAs/ICA-04-TECLADO/Guia_BandLoop_Teclado_V9_0.docx
@@ -19893,7 +19893,7 @@
         <w:pStyle w:val="ListParagraph"/>
       </w:pPr>
       <w:r>
-        <w:t>D1 — LLC Delaware. Launch 31 Mayo 2026.</w:t>
+        <w:t>D1 — LLC Delaware. Launch 1 Julio 2026.</w:t>
       </w:r>
     </w:p>
     <w:p>
@@ -19957,7 +19957,7 @@
         <w:pStyle w:val="ListParagraph"/>
       </w:pPr>
       <w:r>
-        <w:t>D9 — Lanzamiento 31 Mayo 2026.</w:t>
+        <w:t>D9 — Lanzamiento 1 Julio 2026.</w:t>
       </w:r>
     </w:p>
     <w:p>
